--- a/questions/3-1_비용관리_2부 (7문제).docx
+++ b/questions/3-1_비용관리_2부 (7문제).docx
@@ -89,13 +89,11 @@
           <w:b/>
           <w:color w:val="0000FF"/>
         </w:rPr>
-        <w:t xml:space="preserve">A. </w:t>
-      </w:r>
-      <w:r>
-        <w:t>2</w:t>
+        <w:t>A. 4</w:t>
         <w:br/>
         <w:t>164</w:t>
       </w:r>
+      <w:r/>
     </w:p>
     <w:p/>
     <w:p>
@@ -198,13 +196,11 @@
           <w:b/>
           <w:color w:val="0000FF"/>
         </w:rPr>
-        <w:t xml:space="preserve">A. </w:t>
-      </w:r>
-      <w:r>
-        <w:t>2</w:t>
+        <w:t>A. 3</w:t>
         <w:br/>
         <w:t>179</w:t>
       </w:r>
+      <w:r/>
     </w:p>
     <w:p/>
     <w:sectPr>
